--- a/projects/valuepickr-open-screen/docs/Sarda Energy and Minerals.docx
+++ b/projects/valuepickr-open-screen/docs/Sarda Energy and Minerals.docx
@@ -259,6 +259,624 @@
         <w:spacing w:after="120" w:before="280"/>
       </w:pPr>
       <w:r>
+        <w:t xml:space="preserve">Guidance &amp; Expectation Gap</w:t>
+      </w:r>
+    </w:p>
+    <w:p>
+      <w:pPr>
+        <w:spacing w:after="120"/>
+      </w:pPr>
+      <w:r>
+        <w:rPr>
+          <w:i/>
+          <w:iCs/>
+          <w:color w:val="666666"/>
+          <w:sz w:val="18"/>
+          <w:szCs w:val="18"/>
+        </w:rPr>
+        <w:t xml:space="preserve">Management guidance decoded into commitments, graded on the expectation → action → operational → commercial → financial ladder, then compared to what the current price appears to assume. Method: playbook/guidance-and-expectation-gap.md.</w:t>
+      </w:r>
+    </w:p>
+    <w:p>
+      <w:pPr>
+        <w:spacing w:after="120"/>
+      </w:pPr>
+      <w:r>
+        <w:rPr>
+          <w:b/>
+          <w:bCs/>
+          <w:sz w:val="20"/>
+          <w:szCs w:val="20"/>
+        </w:rPr>
+        <w:t xml:space="preserve">Market expectation vs. our path:</w:t>
+      </w:r>
+    </w:p>
+    <w:tbl>
+      <w:tblPr>
+        <w:tblW w:type="dxa" w:w="9000"/>
+        <w:tblBorders>
+          <w:top w:val="single" w:color="auto" w:sz="4"/>
+          <w:left w:val="single" w:color="auto" w:sz="4"/>
+          <w:bottom w:val="single" w:color="auto" w:sz="4"/>
+          <w:right w:val="single" w:color="auto" w:sz="4"/>
+          <w:insideH w:val="single" w:color="auto" w:sz="4"/>
+          <w:insideV w:val="single" w:color="auto" w:sz="4"/>
+        </w:tblBorders>
+      </w:tblPr>
+      <w:tblGrid>
+        <w:gridCol w:w="3200"/>
+        <w:gridCol w:w="5800"/>
+      </w:tblGrid>
+      <w:tr>
+        <w:tc>
+          <w:tcPr>
+            <w:tcW w:type="dxa" w:w="3200"/>
+            <w:shd w:fill="F2F2F2" w:val="clear"/>
+          </w:tcPr>
+          <w:p>
+            <w:r>
+              <w:rPr>
+                <w:b/>
+                <w:bCs/>
+              </w:rPr>
+              <w:t xml:space="preserve">As of</w:t>
+            </w:r>
+          </w:p>
+        </w:tc>
+        <w:tc>
+          <w:tcPr>
+            <w:tcW w:type="dxa" w:w="5800"/>
+          </w:tcPr>
+          <w:p>
+            <w:r>
+              <w:t xml:space="preserve">2026-09-09</w:t>
+            </w:r>
+          </w:p>
+        </w:tc>
+      </w:tr>
+      <w:tr>
+        <w:tc>
+          <w:tcPr>
+            <w:tcW w:type="dxa" w:w="3200"/>
+            <w:shd w:fill="F2F2F2" w:val="clear"/>
+          </w:tcPr>
+          <w:p>
+            <w:r>
+              <w:rPr>
+                <w:b/>
+                <w:bCs/>
+              </w:rPr>
+              <w:t xml:space="preserve">Price / multiple</w:t>
+            </w:r>
+          </w:p>
+        </w:tc>
+        <w:tc>
+          <w:tcPr>
+            <w:tcW w:type="dxa" w:w="5800"/>
+          </w:tcPr>
+          <w:p>
+            <w:r>
+              <w:t xml:space="preserve">Rs 546 · 17.7x P/E</w:t>
+            </w:r>
+          </w:p>
+        </w:tc>
+      </w:tr>
+      <w:tr>
+        <w:tc>
+          <w:tcPr>
+            <w:tcW w:type="dxa" w:w="3200"/>
+            <w:shd w:fill="F2F2F2" w:val="clear"/>
+          </w:tcPr>
+          <w:p>
+            <w:r>
+              <w:rPr>
+                <w:b/>
+                <w:bCs/>
+              </w:rPr>
+              <w:t xml:space="preserve">Right valuation lens</w:t>
+            </w:r>
+          </w:p>
+        </w:tc>
+        <w:tc>
+          <w:tcPr>
+            <w:tcW w:type="dxa" w:w="5800"/>
+          </w:tcPr>
+          <w:p>
+            <w:r>
+              <w:t xml:space="preserve">P/E</w:t>
+            </w:r>
+          </w:p>
+        </w:tc>
+      </w:tr>
+      <w:tr>
+        <w:tc>
+          <w:tcPr>
+            <w:tcW w:type="dxa" w:w="3200"/>
+            <w:shd w:fill="F2F2F2" w:val="clear"/>
+          </w:tcPr>
+          <w:p>
+            <w:r>
+              <w:rPr>
+                <w:b/>
+                <w:bCs/>
+              </w:rPr>
+              <w:t xml:space="preserve">Price implies</w:t>
+            </w:r>
+          </w:p>
+        </w:tc>
+        <w:tc>
+          <w:tcPr>
+            <w:tcW w:type="dxa" w:w="5800"/>
+          </w:tcPr>
+          <w:p>
+            <w:r>
+              <w:t xml:space="preserve">~18x TTM on cycle-high margins (31% OPM) for a commodity integrated player implies the market expects the capacity-doubling to more than offset margin mean-reversion; a mid-cycle multiple would be ~10-14x</w:t>
+            </w:r>
+          </w:p>
+        </w:tc>
+      </w:tr>
+      <w:tr>
+        <w:tc>
+          <w:tcPr>
+            <w:tcW w:type="dxa" w:w="3200"/>
+            <w:shd w:fill="F2F2F2" w:val="clear"/>
+          </w:tcPr>
+          <w:p>
+            <w:r>
+              <w:rPr>
+                <w:b/>
+                <w:bCs/>
+              </w:rPr>
+              <w:t xml:space="preserve">Our FY27</w:t>
+            </w:r>
+          </w:p>
+        </w:tc>
+        <w:tc>
+          <w:tcPr>
+            <w:tcW w:type="dxa" w:w="5800"/>
+          </w:tcPr>
+          <w:p>
+            <w:r>
+              <w:t xml:space="preserve">revenue growth on the capacity ramp and hydro power; OPM likely off the 31% peak as ferro-alloy/steel spreads normalise</w:t>
+            </w:r>
+          </w:p>
+        </w:tc>
+      </w:tr>
+      <w:tr>
+        <w:tc>
+          <w:tcPr>
+            <w:tcW w:type="dxa" w:w="3200"/>
+            <w:shd w:fill="F2F2F2" w:val="clear"/>
+          </w:tcPr>
+          <w:p>
+            <w:r>
+              <w:rPr>
+                <w:b/>
+                <w:bCs/>
+              </w:rPr>
+              <w:t xml:space="preserve">Our FY28</w:t>
+            </w:r>
+          </w:p>
+        </w:tc>
+        <w:tc>
+          <w:tcPr>
+            <w:tcW w:type="dxa" w:w="5800"/>
+          </w:tcPr>
+          <w:p>
+            <w:r>
+              <w:t xml:space="preserve">full contribution from the capacity plan; net debt (~Rs 2,632 Cr) and commodity spreads are the swing</w:t>
+            </w:r>
+          </w:p>
+        </w:tc>
+      </w:tr>
+      <w:tr>
+        <w:tc>
+          <w:tcPr>
+            <w:tcW w:type="dxa" w:w="3200"/>
+            <w:shd w:fill="F2F2F2" w:val="clear"/>
+          </w:tcPr>
+          <w:p>
+            <w:r>
+              <w:rPr>
+                <w:b/>
+                <w:bCs/>
+              </w:rPr>
+              <w:t xml:space="preserve">Gap direction</w:t>
+            </w:r>
+          </w:p>
+        </w:tc>
+        <w:tc>
+          <w:tcPr>
+            <w:tcW w:type="dxa" w:w="5800"/>
+          </w:tcPr>
+          <w:p>
+            <w:r>
+              <w:t xml:space="preserve">over-optimistic</w:t>
+            </w:r>
+          </w:p>
+        </w:tc>
+      </w:tr>
+      <w:tr>
+        <w:tc>
+          <w:tcPr>
+            <w:tcW w:type="dxa" w:w="3200"/>
+            <w:shd w:fill="F2F2F2" w:val="clear"/>
+          </w:tcPr>
+          <w:p>
+            <w:r>
+              <w:rPr>
+                <w:b/>
+                <w:bCs/>
+              </w:rPr>
+              <w:t xml:space="preserve">Gap type</w:t>
+            </w:r>
+          </w:p>
+        </w:tc>
+        <w:tc>
+          <w:tcPr>
+            <w:tcW w:type="dxa" w:w="5800"/>
+          </w:tcPr>
+          <w:p>
+            <w:r>
+              <w:t xml:space="preserve">margin</w:t>
+            </w:r>
+          </w:p>
+        </w:tc>
+      </w:tr>
+      <w:tr>
+        <w:tc>
+          <w:tcPr>
+            <w:tcW w:type="dxa" w:w="3200"/>
+            <w:shd w:fill="F2F2F2" w:val="clear"/>
+          </w:tcPr>
+          <w:p>
+            <w:r>
+              <w:rPr>
+                <w:b/>
+                <w:bCs/>
+              </w:rPr>
+              <w:t xml:space="preserve">Gap magnitude</w:t>
+            </w:r>
+          </w:p>
+        </w:tc>
+        <w:tc>
+          <w:tcPr>
+            <w:tcW w:type="dxa" w:w="5800"/>
+          </w:tcPr>
+          <w:p>
+            <w:r>
+              <w:t xml:space="preserve">not estimable</w:t>
+            </w:r>
+          </w:p>
+        </w:tc>
+      </w:tr>
+      <w:tr>
+        <w:tc>
+          <w:tcPr>
+            <w:tcW w:type="dxa" w:w="3200"/>
+            <w:shd w:fill="F2F2F2" w:val="clear"/>
+          </w:tcPr>
+          <w:p>
+            <w:r>
+              <w:rPr>
+                <w:b/>
+                <w:bCs/>
+              </w:rPr>
+              <w:t xml:space="preserve">Gap basis</w:t>
+            </w:r>
+          </w:p>
+        </w:tc>
+        <w:tc>
+          <w:tcPr>
+            <w:tcW w:type="dxa" w:w="5800"/>
+          </w:tcPr>
+          <w:p>
+            <w:r>
+              <w:t xml:space="preserve">18x on peak-ish earnings with rising net debt; downside if ferro-alloy/steel/power spreads revert, which the multiple does not appear to discount</w:t>
+            </w:r>
+          </w:p>
+        </w:tc>
+      </w:tr>
+      <w:tr>
+        <w:tc>
+          <w:tcPr>
+            <w:tcW w:type="dxa" w:w="3200"/>
+            <w:shd w:fill="F2F2F2" w:val="clear"/>
+          </w:tcPr>
+          <w:p>
+            <w:r>
+              <w:rPr>
+                <w:b/>
+                <w:bCs/>
+              </w:rPr>
+              <w:t xml:space="preserve">Evidence quality</w:t>
+            </w:r>
+          </w:p>
+        </w:tc>
+        <w:tc>
+          <w:tcPr>
+            <w:tcW w:type="dxa" w:w="5800"/>
+          </w:tcPr>
+          <w:p>
+            <w:r>
+              <w:t xml:space="preserve">weak</w:t>
+            </w:r>
+          </w:p>
+        </w:tc>
+      </w:tr>
+    </w:tbl>
+    <w:p>
+      <w:pPr>
+        <w:spacing w:after="120"/>
+      </w:pPr>
+      <w:r>
+        <w:rPr>
+          <w:i/>
+          <w:iCs/>
+          <w:color w:val="666666"/>
+          <w:sz w:val="16"/>
+          <w:szCs w:val="16"/>
+        </w:rPr>
+        <w:t xml:space="preserve">no broker consensus; implied path is a reverse-P/E estimate + screener.in forward figures + VP thread view</w:t>
+      </w:r>
+    </w:p>
+    <w:p>
+      <w:pPr>
+        <w:pStyle w:val="Heading1"/>
+        <w:spacing w:after="120" w:before="280"/>
+      </w:pPr>
+      <w:r>
+        <w:t xml:space="preserve">Ishmohit-Lens Checks (value chain · earnings quality · growth trajectory · management · quality metrics · track record · global-signal check)</w:t>
+      </w:r>
+    </w:p>
+    <w:p>
+      <w:pPr>
+        <w:spacing w:after="120"/>
+      </w:pPr>
+      <w:r>
+        <w:rPr>
+          <w:i/>
+          <w:iCs/>
+          <w:color w:val="666666"/>
+          <w:sz w:val="18"/>
+          <w:szCs w:val="18"/>
+        </w:rPr>
+        <w:t xml:space="preserve">Extra checks drawn from @ishmohit1 / SOIC methodology (playbook/ishmohit-soic-style.md): where the company sits in its value chain and what the supply side is doing, whether a margin/PAT inflection is structural or a cyclical peak, the rate-of-change of growth vs. what the multiple demands, and management quality as a positive attribute.</w:t>
+      </w:r>
+    </w:p>
+    <w:p>
+      <w:pPr>
+        <w:spacing w:after="120"/>
+      </w:pPr>
+      <w:r>
+        <w:rPr>
+          <w:b/>
+          <w:bCs/>
+          <w:sz w:val="20"/>
+          <w:szCs w:val="20"/>
+        </w:rPr>
+        <w:t xml:space="preserve">Quality metrics (ROCE · debt · FCF · margin · capex):</w:t>
+      </w:r>
+    </w:p>
+    <w:tbl>
+      <w:tblPr>
+        <w:tblW w:type="dxa" w:w="9000"/>
+        <w:tblBorders>
+          <w:top w:val="single" w:color="auto" w:sz="4"/>
+          <w:left w:val="single" w:color="auto" w:sz="4"/>
+          <w:bottom w:val="single" w:color="auto" w:sz="4"/>
+          <w:right w:val="single" w:color="auto" w:sz="4"/>
+          <w:insideH w:val="single" w:color="auto" w:sz="4"/>
+          <w:insideV w:val="single" w:color="auto" w:sz="4"/>
+        </w:tblBorders>
+      </w:tblPr>
+      <w:tblGrid>
+        <w:gridCol w:w="3200"/>
+        <w:gridCol w:w="5800"/>
+      </w:tblGrid>
+      <w:tr>
+        <w:tc>
+          <w:tcPr>
+            <w:tcW w:type="dxa" w:w="3200"/>
+            <w:shd w:fill="F2F2F2" w:val="clear"/>
+          </w:tcPr>
+          <w:p>
+            <w:r>
+              <w:rPr>
+                <w:b/>
+                <w:bCs/>
+              </w:rPr>
+              <w:t xml:space="preserve">Assessment</w:t>
+            </w:r>
+          </w:p>
+        </w:tc>
+        <w:tc>
+          <w:tcPr>
+            <w:tcW w:type="dxa" w:w="5800"/>
+          </w:tcPr>
+          <w:p>
+            <w:r>
+              <w:t xml:space="preserve">neutral</w:t>
+            </w:r>
+          </w:p>
+        </w:tc>
+      </w:tr>
+      <w:tr>
+        <w:tc>
+          <w:tcPr>
+            <w:tcW w:type="dxa" w:w="3200"/>
+            <w:shd w:fill="F2F2F2" w:val="clear"/>
+          </w:tcPr>
+          <w:p>
+            <w:r>
+              <w:rPr>
+                <w:b/>
+                <w:bCs/>
+              </w:rPr>
+              <w:t xml:space="preserve">ROCE</w:t>
+            </w:r>
+          </w:p>
+        </w:tc>
+        <w:tc>
+          <w:tcPr>
+            <w:tcW w:type="dxa" w:w="5800"/>
+          </w:tcPr>
+          <w:p>
+            <w:r>
+              <w:t xml:space="preserve">17% (improving)</w:t>
+            </w:r>
+          </w:p>
+        </w:tc>
+      </w:tr>
+      <w:tr>
+        <w:tc>
+          <w:tcPr>
+            <w:tcW w:type="dxa" w:w="3200"/>
+            <w:shd w:fill="F2F2F2" w:val="clear"/>
+          </w:tcPr>
+          <w:p>
+            <w:r>
+              <w:rPr>
+                <w:b/>
+                <w:bCs/>
+              </w:rPr>
+              <w:t xml:space="preserve">Leverage</w:t>
+            </w:r>
+          </w:p>
+        </w:tc>
+        <w:tc>
+          <w:tcPr>
+            <w:tcW w:type="dxa" w:w="5800"/>
+          </w:tcPr>
+          <w:p>
+            <w:r>
+              <w:t xml:space="preserve">Net debt/EBITDA 1.5x</w:t>
+            </w:r>
+          </w:p>
+        </w:tc>
+      </w:tr>
+      <w:tr>
+        <w:tc>
+          <w:tcPr>
+            <w:tcW w:type="dxa" w:w="3200"/>
+            <w:shd w:fill="F2F2F2" w:val="clear"/>
+          </w:tcPr>
+          <w:p>
+            <w:r>
+              <w:rPr>
+                <w:b/>
+                <w:bCs/>
+              </w:rPr>
+              <w:t xml:space="preserve">FCF conversion</w:t>
+            </w:r>
+          </w:p>
+        </w:tc>
+        <w:tc>
+          <w:tcPr>
+            <w:tcW w:type="dxa" w:w="5800"/>
+          </w:tcPr>
+          <w:p>
+            <w:r>
+              <w:t xml:space="preserve">-9%</w:t>
+            </w:r>
+          </w:p>
+        </w:tc>
+      </w:tr>
+      <w:tr>
+        <w:tc>
+          <w:tcPr>
+            <w:tcW w:type="dxa" w:w="3200"/>
+            <w:shd w:fill="F2F2F2" w:val="clear"/>
+          </w:tcPr>
+          <w:p>
+            <w:r>
+              <w:rPr>
+                <w:b/>
+                <w:bCs/>
+              </w:rPr>
+              <w:t xml:space="preserve">Margin trend</w:t>
+            </w:r>
+          </w:p>
+        </w:tc>
+        <w:tc>
+          <w:tcPr>
+            <w:tcW w:type="dxa" w:w="5800"/>
+          </w:tcPr>
+          <w:p>
+            <w:r>
+              <w:t xml:space="preserve">expanding</w:t>
+            </w:r>
+          </w:p>
+        </w:tc>
+      </w:tr>
+      <w:tr>
+        <w:tc>
+          <w:tcPr>
+            <w:tcW w:type="dxa" w:w="3200"/>
+            <w:shd w:fill="F2F2F2" w:val="clear"/>
+          </w:tcPr>
+          <w:p>
+            <w:r>
+              <w:rPr>
+                <w:b/>
+                <w:bCs/>
+              </w:rPr>
+              <w:t xml:space="preserve">Capex efficiency</w:t>
+            </w:r>
+          </w:p>
+        </w:tc>
+        <w:tc>
+          <w:tcPr>
+            <w:tcW w:type="dxa" w:w="5800"/>
+          </w:tcPr>
+          <w:p>
+            <w:r>
+              <w:t xml:space="preserve">neutral</w:t>
+            </w:r>
+          </w:p>
+        </w:tc>
+      </w:tr>
+    </w:tbl>
+    <w:p>
+      <w:pPr>
+        <w:spacing w:after="60" w:before="120"/>
+      </w:pPr>
+      <w:r>
+        <w:rPr>
+          <w:b/>
+          <w:bCs/>
+          <w:sz w:val="20"/>
+          <w:szCs w:val="20"/>
+        </w:rPr>
+        <w:t xml:space="preserve">Track record (Coffee Can persistence check): </w:t>
+      </w:r>
+      <w:r>
+        <w:rPr>
+          <w:sz w:val="20"/>
+          <w:szCs w:val="20"/>
+        </w:rPr>
+        <w:t xml:space="preserve">cleared revenue growth ≥10% AND ROCE ≥15% in 3 of the last 7 years (consistency_score 43)</w:t>
+      </w:r>
+    </w:p>
+    <w:p>
+      <w:pPr>
+        <w:spacing w:after="120"/>
+      </w:pPr>
+      <w:r>
+        <w:rPr>
+          <w:color w:val="666666"/>
+          <w:sz w:val="18"/>
+          <w:szCs w:val="18"/>
+        </w:rPr>
+        <w:t xml:space="preserve">Of FY18-FY26 (both metrics verifiable), FY22 (+78%/29%), FY25 (+20%/15%) and FY26 (+23%/17%) cleared both filters. The commodity-cyclical topline clears 10% in about half the years; FY22 and FY25-26 cleared on the ferro-alloy/power up-cycle.</w:t>
+      </w:r>
+    </w:p>
+    <w:p>
+      <w:pPr>
+        <w:pStyle w:val="Heading1"/>
+        <w:spacing w:after="120" w:before="280"/>
+      </w:pPr>
+      <w:r>
         <w:t xml:space="preserve">Technical Read (Weekly / Monthly MACD + Bollinger Bands, or RSI/CCI/Williams %R proxy)</w:t>
       </w:r>
     </w:p>
@@ -476,6 +1094,34 @@
           <w:szCs w:val="24"/>
         </w:rPr>
         <w:t xml:space="preserve">neither</w:t>
+      </w:r>
+    </w:p>
+    <w:p>
+      <w:pPr>
+        <w:spacing w:after="120"/>
+      </w:pPr>
+      <w:r>
+        <w:rPr>
+          <w:color w:val="666666"/>
+          <w:sz w:val="20"/>
+          <w:szCs w:val="20"/>
+        </w:rPr>
+        <w:t xml:space="preserve">4-box gate — tailwind: yes · TAM: no · moat: yes · valuation: weak  (score 2.5 / 4)</w:t>
+      </w:r>
+    </w:p>
+    <w:p>
+      <w:pPr>
+        <w:spacing w:after="120"/>
+      </w:pPr>
+      <w:r>
+        <w:rPr>
+          <w:i/>
+          <w:iCs/>
+          <w:color w:val="666666"/>
+          <w:sz w:val="20"/>
+          <w:szCs w:val="20"/>
+        </w:rPr>
+        <w:t xml:space="preserve">Concrete, quantified power-capacity-doubling plan (930MW-&gt;1,720MW+) + expanding coal/iron-ore mining pipeline is a real capacity-backed tailwind; already a well-covered Rs18,125cr mid-large-cap needing 'an exceptional, sustained catalyst' — tam no; vertically integrated (own coal+iron ore feeding steel/ferro-alloy/power) is a genuine structural moat; growing net debt (~Rs1,604cr) to fund expansion — valuation weak, no market_expectation data.</w:t>
       </w:r>
     </w:p>
     <w:p>
